--- a/Cover_Letters/Shinoy_Wypoon_Technologies_SecDevOps_Engineer_Cover_Letter.docx
+++ b/Cover_Letters/Shinoy_Wypoon_Technologies_SecDevOps_Engineer_Cover_Letter.docx
@@ -14,7 +14,7 @@
     </w:p>
     <w:p>
       <w:r>
-        <w:t>October 13, 2026</w:t>
+        <w:t>October 19, 2026</w:t>
       </w:r>
     </w:p>
     <w:p>
@@ -35,12 +35,12 @@
     </w:p>
     <w:p>
       <w:r>
-        <w:t>Your opening for a SecDevOps Engineer caught my attention because it involves working on infrastructure automation, pipelines, and configuration management. In my recent work at Tata Consultancy Services, I have built CI/CD pipelines, provisioned environments using Terraform and AWS, and managed containerized setups. I also use tools like Gemini Code Assist to help streamline deployment scripts and configuration work.</w:t>
+        <w:t>Your project focusing on infrastructure automation and Azure DevOps pipelines matches well with my background in building and maintaining deployment workflows. In my past roles, I have worked extensively with CI/CD processes, cloud provisioning using Terraform and AWS, and containerization with Docker. I am comfortable stepping into existing automation setups, understanding their dependencies, and making practical improvements.</w:t>
       </w:r>
     </w:p>
     <w:p>
       <w:r>
-        <w:t>I am comfortable taking over existing workflows, understanding technical dependencies, and working alongside security or infrastructure teams to deliver reliable solutions in virtualized environments.</w:t>
+        <w:t>I appreciate the focus on secure and repeatable infrastructure solutions, and I look forward to contributing to your on-premises virtualized environment projects.</w:t>
       </w:r>
     </w:p>
     <w:p>

--- a/Cover_Letters/Shinoy_Wypoon_Technologies_SecDevOps_Engineer_Cover_Letter.docx
+++ b/Cover_Letters/Shinoy_Wypoon_Technologies_SecDevOps_Engineer_Cover_Letter.docx
@@ -14,7 +14,7 @@
     </w:p>
     <w:p>
       <w:r>
-        <w:t>October 19, 2026</w:t>
+        <w:t>October 26, 2026</w:t>
       </w:r>
     </w:p>
     <w:p>
@@ -35,12 +35,7 @@
     </w:p>
     <w:p>
       <w:r>
-        <w:t>Your project focusing on infrastructure automation and Azure DevOps pipelines matches well with my background in building and maintaining deployment workflows. In my past roles, I have worked extensively with CI/CD processes, cloud provisioning using Terraform and AWS, and containerization with Docker. I am comfortable stepping into existing automation setups, understanding their dependencies, and making practical improvements.</w:t>
-      </w:r>
-    </w:p>
-    <w:p>
-      <w:r>
-        <w:t>I appreciate the focus on secure and repeatable infrastructure solutions, and I look forward to contributing to your on-premises virtualized environment projects.</w:t>
+        <w:t>Your focus on infrastructure automation and Ansible workflows aligns well with my background in setting up CI/CD pipelines and provisioning environments using Terraform and AWS. I have experience working with deployment scripts and troubleshooting environment issues, which will help me take over and maintain your existing automation setups.</w:t>
       </w:r>
     </w:p>
     <w:p>
